--- a/static/templates/job_offer_rus.docx
+++ b/static/templates/job_offer_rus.docx
@@ -2455,1849 +2455,26 @@
           <w:rFonts w:ascii="Times New Roman" w:hAnsi="Times New Roman" w:cs="Times New Roman"/>
           <w:lang w:val="ru-RU"/>
         </w:rPr>
-        <w:t xml:space="preserve"> }} {% if </w:t>
+        <w:t xml:space="preserve"> }}</w:t>
       </w:r>
       <w:proofErr w:type="spellStart"/>
-      <w:r>
-        <w:rPr>
-          <w:rFonts w:ascii="Times New Roman" w:hAnsi="Times New Roman" w:cs="Times New Roman"/>
-          <w:lang w:val="ru-RU"/>
-        </w:rPr>
-        <w:t>qr</w:t>
-      </w:r>
       <w:proofErr w:type="spellEnd"/>
-      <w:r>
-        <w:rPr>
-          <w:rFonts w:ascii="Times New Roman" w:hAnsi="Times New Roman" w:cs="Times New Roman"/>
-          <w:lang w:val="ru-RU"/>
-        </w:rPr>
-        <w:t xml:space="preserve">__insert </w:t>
-      </w:r>
       <w:proofErr w:type="gramStart"/>
-      <w:r>
-        <w:rPr>
-          <w:rFonts w:ascii="Times New Roman" w:hAnsi="Times New Roman" w:cs="Times New Roman"/>
-          <w:lang w:val="ru-RU"/>
-        </w:rPr>
-        <w:t xml:space="preserve">%}{{ </w:t>
-      </w:r>
       <w:proofErr w:type="spellStart"/>
-      <w:r>
-        <w:rPr>
-          <w:rFonts w:ascii="Times New Roman" w:hAnsi="Times New Roman" w:cs="Times New Roman"/>
-          <w:lang w:val="ru-RU"/>
-        </w:rPr>
-        <w:t>qr</w:t>
-      </w:r>
       <w:proofErr w:type="spellEnd"/>
       <w:proofErr w:type="gramEnd"/>
-      <w:r>
-        <w:rPr>
-          <w:rFonts w:ascii="Times New Roman" w:hAnsi="Times New Roman" w:cs="Times New Roman"/>
-          <w:lang w:val="ru-RU"/>
-        </w:rPr>
-        <w:t>__insert[</w:t>
-      </w:r>
       <w:proofErr w:type="gramStart"/>
-      <w:r>
-        <w:rPr>
-          <w:rFonts w:ascii="Times New Roman" w:hAnsi="Times New Roman" w:cs="Times New Roman"/>
-          <w:lang w:val="ru-RU"/>
-        </w:rPr>
-        <w:t>0][</w:t>
-      </w:r>
       <w:proofErr w:type="gramEnd"/>
-      <w:r>
-        <w:rPr>
-          <w:rFonts w:ascii="Times New Roman" w:hAnsi="Times New Roman" w:cs="Times New Roman"/>
-          <w:lang w:val="ru-RU"/>
-        </w:rPr>
-        <w:t>"</w:t>
-      </w:r>
       <w:proofErr w:type="spellStart"/>
-      <w:r>
-        <w:rPr>
-          <w:rFonts w:ascii="Times New Roman" w:hAnsi="Times New Roman" w:cs="Times New Roman"/>
-          <w:lang w:val="ru-RU"/>
-        </w:rPr>
-        <w:t>img</w:t>
-      </w:r>
       <w:proofErr w:type="spellEnd"/>
-      <w:r>
-        <w:rPr>
-          <w:rFonts w:ascii="Times New Roman" w:hAnsi="Times New Roman" w:cs="Times New Roman"/>
-          <w:lang w:val="ru-RU"/>
-        </w:rPr>
-        <w:t>"</w:t>
-      </w:r>
       <w:proofErr w:type="gramStart"/>
-      <w:r>
-        <w:rPr>
-          <w:rFonts w:ascii="Times New Roman" w:hAnsi="Times New Roman" w:cs="Times New Roman"/>
-          <w:lang w:val="ru-RU"/>
-        </w:rPr>
-        <w:t>] }}{</w:t>
-      </w:r>
       <w:proofErr w:type="gramEnd"/>
-      <w:r>
-        <w:rPr>
-          <w:rFonts w:ascii="Times New Roman" w:hAnsi="Times New Roman" w:cs="Times New Roman"/>
-          <w:lang w:val="ru-RU"/>
-        </w:rPr>
-        <w:t xml:space="preserve">% endif %} </w:t>
-      </w:r>
       <w:proofErr w:type="gramStart"/>
-      <w:r>
-        <w:rPr>
-          <w:rFonts w:ascii="Times New Roman" w:hAnsi="Times New Roman" w:cs="Times New Roman"/>
-          <w:lang w:val="ru-RU"/>
-        </w:rPr>
-        <w:t xml:space="preserve">{{ </w:t>
-      </w:r>
       <w:proofErr w:type="spellStart"/>
-      <w:r>
-        <w:rPr>
-          <w:rFonts w:ascii="Times New Roman" w:hAnsi="Times New Roman" w:cs="Times New Roman"/>
-          <w:lang w:val="ru-RU"/>
-        </w:rPr>
-        <w:t>sign</w:t>
-      </w:r>
       <w:proofErr w:type="gramEnd"/>
-      <w:r>
-        <w:rPr>
-          <w:rFonts w:ascii="Times New Roman" w:hAnsi="Times New Roman" w:cs="Times New Roman"/>
-          <w:lang w:val="ru-RU"/>
-        </w:rPr>
-        <w:t>_</w:t>
-      </w:r>
       <w:proofErr w:type="gramStart"/>
-      <w:r>
-        <w:rPr>
-          <w:rFonts w:ascii="Times New Roman" w:hAnsi="Times New Roman" w:cs="Times New Roman"/>
-          <w:lang w:val="ru-RU"/>
-        </w:rPr>
-        <w:t>date</w:t>
-      </w:r>
       <w:proofErr w:type="spellEnd"/>
-      <w:r>
-        <w:rPr>
-          <w:rFonts w:ascii="Times New Roman" w:hAnsi="Times New Roman" w:cs="Times New Roman"/>
-          <w:lang w:val="ru-RU"/>
-        </w:rPr>
-        <w:t xml:space="preserve"> }</w:t>
-      </w:r>
       <w:proofErr w:type="gramEnd"/>
-      <w:r>
-        <w:rPr>
-          <w:rFonts w:ascii="Times New Roman" w:hAnsi="Times New Roman" w:cs="Times New Roman"/>
-          <w:lang w:val="ru-RU"/>
-        </w:rPr>
-        <w:t>}</w:t>
-      </w:r>
-    </w:p>
-    <w:p>
-      <w:pPr>
-        <w:spacing w:after="0" w:line="240" w:lineRule="auto"/>
-        <w:rPr>
-          <w:rFonts w:ascii="Times New Roman" w:hAnsi="Times New Roman" w:cs="Times New Roman"/>
-          <w:lang w:val="en-GB"/>
-        </w:rPr>
-      </w:pPr>
-      <w:r>
-        <w:rPr>
-          <w:rFonts w:ascii="Times New Roman" w:hAnsi="Times New Roman" w:cs="Times New Roman"/>
-          <w:lang w:val="en-GB"/>
-        </w:rPr>
-        <w:br w:type="page"/>
-      </w:r>
-    </w:p>
-    <w:p>
-      <w:pPr>
-        <w:suppressAutoHyphens/>
-        <w:spacing w:after="0" w:line="240" w:lineRule="auto"/>
-        <w:rPr>
-          <w:rFonts w:ascii="Times New Roman" w:eastAsia="Times New Roman" w:hAnsi="Times New Roman" w:cs="Times New Roman"/>
-          <w:sz w:val="24"/>
-          <w:szCs w:val="24"/>
-          <w:lang w:val="en-GB" w:eastAsia="zh-CN"/>
-        </w:rPr>
-      </w:pPr>
-    </w:p>
-    <w:p>
-      <w:pPr>
-        <w:suppressAutoHyphens/>
-        <w:spacing w:after="0" w:line="240" w:lineRule="auto"/>
-        <w:jc w:val="center"/>
-        <w:rPr>
-          <w:rFonts w:ascii="Times New Roman" w:eastAsia="Times New Roman" w:hAnsi="Times New Roman" w:cs="Times New Roman"/>
-          <w:sz w:val="24"/>
-          <w:szCs w:val="24"/>
-          <w:lang w:val="kk-KZ" w:eastAsia="zh-CN"/>
-        </w:rPr>
-      </w:pPr>
-      <w:r>
-        <w:rPr>
-          <w:rFonts w:ascii="Times New Roman" w:eastAsia="Times New Roman" w:hAnsi="Times New Roman" w:cs="Times New Roman"/>
-          <w:sz w:val="24"/>
-          <w:szCs w:val="24"/>
-          <w:lang w:val="kk-KZ" w:eastAsia="zh-CN"/>
-        </w:rPr>
-        <w:t>ДОКУМЕНТ УДОСТОВЕРЕН</w:t>
-      </w:r>
-    </w:p>
-    <w:p>
-      <w:pPr>
-        <w:suppressAutoHyphens/>
-        <w:spacing w:after="0" w:line="240" w:lineRule="auto"/>
-        <w:jc w:val="center"/>
-        <w:rPr>
-          <w:rFonts w:ascii="Times New Roman" w:eastAsia="Times New Roman" w:hAnsi="Times New Roman" w:cs="Times New Roman"/>
-          <w:sz w:val="24"/>
-          <w:szCs w:val="24"/>
-          <w:lang w:val="en-GB" w:eastAsia="zh-CN"/>
-        </w:rPr>
-      </w:pPr>
-    </w:p>
-    <w:p>
-      <w:pPr>
-        <w:suppressAutoHyphens/>
-        <w:snapToGrid w:val="0"/>
-        <w:spacing w:after="0" w:line="240" w:lineRule="auto"/>
-        <w:ind w:left="-142"/>
-        <w:jc w:val="both"/>
-        <w:rPr>
-          <w:rFonts w:ascii="Times New Roman" w:eastAsia="Times New Roman" w:hAnsi="Times New Roman" w:cs="Times New Roman"/>
-          <w:sz w:val="24"/>
-          <w:szCs w:val="24"/>
-          <w:lang w:val="kk-KZ" w:eastAsia="zh-CN"/>
-        </w:rPr>
-      </w:pPr>
-      <w:r>
-        <w:rPr>
-          <w:rFonts w:ascii="Times New Roman" w:eastAsia="Times New Roman" w:hAnsi="Times New Roman" w:cs="Times New Roman"/>
-          <w:color w:val="000000"/>
-          <w:sz w:val="24"/>
-          <w:szCs w:val="24"/>
-          <w:lang w:val="kk-KZ" w:eastAsia="zh-CN"/>
-        </w:rPr>
-        <w:t xml:space="preserve">{%p </w:t>
-      </w:r>
-      <w:proofErr w:type="spellStart"/>
-      <w:r>
-        <w:rPr>
-          <w:rFonts w:ascii="Times New Roman" w:eastAsia="Times New Roman" w:hAnsi="Times New Roman" w:cs="Times New Roman"/>
-          <w:color w:val="000000"/>
-          <w:sz w:val="24"/>
-          <w:szCs w:val="24"/>
-          <w:lang w:val="kk-KZ" w:eastAsia="zh-CN"/>
-        </w:rPr>
-        <w:t>for</w:t>
-      </w:r>
-      <w:proofErr w:type="spellEnd"/>
-      <w:r>
-        <w:rPr>
-          <w:rFonts w:ascii="Times New Roman" w:eastAsia="Times New Roman" w:hAnsi="Times New Roman" w:cs="Times New Roman"/>
-          <w:color w:val="000000"/>
-          <w:sz w:val="24"/>
-          <w:szCs w:val="24"/>
-          <w:lang w:val="kk-KZ" w:eastAsia="zh-CN"/>
-        </w:rPr>
-        <w:t xml:space="preserve"> a </w:t>
-      </w:r>
-      <w:proofErr w:type="spellStart"/>
-      <w:r>
-        <w:rPr>
-          <w:rFonts w:ascii="Times New Roman" w:eastAsia="Times New Roman" w:hAnsi="Times New Roman" w:cs="Times New Roman"/>
-          <w:color w:val="000000"/>
-          <w:sz w:val="24"/>
-          <w:szCs w:val="24"/>
-          <w:lang w:val="kk-KZ" w:eastAsia="zh-CN"/>
-        </w:rPr>
-        <w:t>in</w:t>
-      </w:r>
-      <w:proofErr w:type="spellEnd"/>
-      <w:r>
-        <w:rPr>
-          <w:rFonts w:ascii="Times New Roman" w:eastAsia="Times New Roman" w:hAnsi="Times New Roman" w:cs="Times New Roman"/>
-          <w:color w:val="000000"/>
-          <w:sz w:val="24"/>
-          <w:szCs w:val="24"/>
-          <w:lang w:val="kk-KZ" w:eastAsia="zh-CN"/>
-        </w:rPr>
-        <w:t xml:space="preserve"> </w:t>
-      </w:r>
-      <w:proofErr w:type="spellStart"/>
-      <w:r>
-        <w:rPr>
-          <w:rFonts w:ascii="Times New Roman" w:eastAsia="Times New Roman" w:hAnsi="Times New Roman" w:cs="Times New Roman"/>
-          <w:color w:val="000000"/>
-          <w:sz w:val="24"/>
-          <w:szCs w:val="24"/>
-          <w:lang w:val="kk-KZ" w:eastAsia="zh-CN"/>
-        </w:rPr>
-        <w:t>state_agreement_lines</w:t>
-      </w:r>
-      <w:proofErr w:type="spellEnd"/>
-      <w:r>
-        <w:rPr>
-          <w:rFonts w:ascii="Times New Roman" w:eastAsia="Times New Roman" w:hAnsi="Times New Roman" w:cs="Times New Roman"/>
-          <w:color w:val="000000"/>
-          <w:sz w:val="24"/>
-          <w:szCs w:val="24"/>
-          <w:lang w:val="kk-KZ" w:eastAsia="zh-CN"/>
-        </w:rPr>
-        <w:t xml:space="preserve"> %}</w:t>
-      </w:r>
-    </w:p>
-    <w:p>
-      <w:pPr>
-        <w:suppressAutoHyphens/>
-        <w:snapToGrid w:val="0"/>
-        <w:spacing w:after="0" w:line="240" w:lineRule="auto"/>
-        <w:ind w:left="-142"/>
-        <w:rPr>
-          <w:rFonts w:ascii="Times New Roman" w:eastAsia="Times New Roman" w:hAnsi="Times New Roman" w:cs="Times New Roman"/>
-          <w:color w:val="000000"/>
-          <w:sz w:val="24"/>
-          <w:szCs w:val="24"/>
-          <w:lang w:val="kk-KZ" w:eastAsia="zh-CN"/>
-        </w:rPr>
-      </w:pPr>
-      <w:r>
-        <w:rPr>
-          <w:rFonts w:ascii="Times New Roman" w:eastAsia="Times New Roman" w:hAnsi="Times New Roman" w:cs="Times New Roman"/>
-          <w:color w:val="000000"/>
-          <w:sz w:val="24"/>
-          <w:szCs w:val="24"/>
-          <w:lang w:val="kk-KZ" w:eastAsia="zh-CN"/>
-        </w:rPr>
-        <w:t xml:space="preserve">{% </w:t>
-      </w:r>
-      <w:proofErr w:type="spellStart"/>
-      <w:r>
-        <w:rPr>
-          <w:rFonts w:ascii="Times New Roman" w:eastAsia="Times New Roman" w:hAnsi="Times New Roman" w:cs="Times New Roman"/>
-          <w:color w:val="000000"/>
-          <w:sz w:val="24"/>
-          <w:szCs w:val="24"/>
-          <w:lang w:val="kk-KZ" w:eastAsia="zh-CN"/>
-        </w:rPr>
-        <w:t>if</w:t>
-      </w:r>
-      <w:proofErr w:type="spellEnd"/>
-      <w:r>
-        <w:rPr>
-          <w:rFonts w:ascii="Times New Roman" w:eastAsia="Times New Roman" w:hAnsi="Times New Roman" w:cs="Times New Roman"/>
-          <w:color w:val="000000"/>
-          <w:sz w:val="24"/>
-          <w:szCs w:val="24"/>
-          <w:lang w:val="kk-KZ" w:eastAsia="zh-CN"/>
-        </w:rPr>
-        <w:t xml:space="preserve"> </w:t>
-      </w:r>
-      <w:proofErr w:type="spellStart"/>
-      <w:r>
-        <w:rPr>
-          <w:rFonts w:ascii="Times New Roman" w:eastAsia="Times New Roman" w:hAnsi="Times New Roman" w:cs="Times New Roman"/>
-          <w:color w:val="000000"/>
-          <w:sz w:val="24"/>
-          <w:szCs w:val="24"/>
-          <w:lang w:val="kk-KZ" w:eastAsia="zh-CN"/>
-        </w:rPr>
-        <w:t>a.signed</w:t>
-      </w:r>
-      <w:proofErr w:type="spellEnd"/>
-      <w:r>
-        <w:rPr>
-          <w:rFonts w:ascii="Times New Roman" w:eastAsia="Times New Roman" w:hAnsi="Times New Roman" w:cs="Times New Roman"/>
-          <w:color w:val="000000"/>
-          <w:sz w:val="24"/>
-          <w:szCs w:val="24"/>
-          <w:lang w:val="kk-KZ" w:eastAsia="zh-CN"/>
-        </w:rPr>
-        <w:t xml:space="preserve"> %}</w:t>
-      </w:r>
-    </w:p>
-    <w:p>
-      <w:pPr>
-        <w:suppressAutoHyphens/>
-        <w:snapToGrid w:val="0"/>
-        <w:spacing w:after="0" w:line="240" w:lineRule="auto"/>
-        <w:ind w:left="-142" w:firstLine="177"/>
-        <w:rPr>
-          <w:rFonts w:ascii="Times New Roman" w:eastAsia="Times New Roman" w:hAnsi="Times New Roman" w:cs="Times New Roman"/>
-          <w:color w:val="000000"/>
-          <w:sz w:val="24"/>
-          <w:szCs w:val="24"/>
-          <w:lang w:eastAsia="zh-CN"/>
-        </w:rPr>
-      </w:pPr>
-      <w:proofErr w:type="gramStart"/>
-      <w:r>
-        <w:rPr>
-          <w:rFonts w:ascii="Times New Roman" w:eastAsia="Times New Roman" w:hAnsi="Times New Roman" w:cs="Times New Roman"/>
-          <w:color w:val="000000"/>
-          <w:sz w:val="24"/>
-          <w:szCs w:val="24"/>
-          <w:lang w:eastAsia="zh-CN"/>
-        </w:rPr>
-        <w:t>{{ a</w:t>
-      </w:r>
-      <w:proofErr w:type="gramEnd"/>
-      <w:r>
-        <w:rPr>
-          <w:rFonts w:ascii="Times New Roman" w:eastAsia="Times New Roman" w:hAnsi="Times New Roman" w:cs="Times New Roman"/>
-          <w:color w:val="000000"/>
-          <w:sz w:val="24"/>
-          <w:szCs w:val="24"/>
-          <w:lang w:eastAsia="zh-CN"/>
-        </w:rPr>
-        <w:t>.</w:t>
-      </w:r>
-      <w:proofErr w:type="gramStart"/>
-      <w:r>
-        <w:rPr>
-          <w:rFonts w:ascii="Times New Roman" w:eastAsia="Times New Roman" w:hAnsi="Times New Roman" w:cs="Times New Roman"/>
-          <w:color w:val="000000"/>
-          <w:sz w:val="24"/>
-          <w:szCs w:val="24"/>
-          <w:lang w:eastAsia="zh-CN"/>
-        </w:rPr>
-        <w:t>name }</w:t>
-      </w:r>
-      <w:proofErr w:type="gramEnd"/>
-      <w:r>
-        <w:rPr>
-          <w:rFonts w:ascii="Times New Roman" w:eastAsia="Times New Roman" w:hAnsi="Times New Roman" w:cs="Times New Roman"/>
-          <w:color w:val="000000"/>
-          <w:sz w:val="24"/>
-          <w:szCs w:val="24"/>
-          <w:lang w:eastAsia="zh-CN"/>
-        </w:rPr>
-        <w:t>}</w:t>
-      </w:r>
-    </w:p>
-    <w:tbl>
-      <w:tblPr>
-        <w:tblW w:w="10694" w:type="dxa"/>
-        <w:tblInd w:w="-476" w:type="dxa"/>
-        <w:tblLayout w:type="fixed"/>
-        <w:tblLook w:val="04A0" w:firstRow="1" w:lastRow="0" w:firstColumn="1" w:lastColumn="0" w:noHBand="0" w:noVBand="1"/>
-      </w:tblPr>
-      <w:tblGrid>
-        <w:gridCol w:w="4083"/>
-        <w:gridCol w:w="4390"/>
-        <w:gridCol w:w="2221"/>
-      </w:tblGrid>
-      <w:tr>
-        <w:trPr>
-          <w:trHeight w:val="73"/>
-        </w:trPr>
-        <w:tc>
-          <w:tcPr>
-            <w:tcW w:w="4083" w:type="dxa"/>
-          </w:tcPr>
-          <w:p>
-            <w:pPr>
-              <w:tabs>
-                <w:tab w:val="right" w:pos="6981"/>
-              </w:tabs>
-              <w:suppressAutoHyphens/>
-              <w:snapToGrid w:val="0"/>
-              <w:spacing w:after="0" w:line="240" w:lineRule="auto"/>
-              <w:ind w:left="-142" w:firstLine="744"/>
-              <w:rPr>
-                <w:rFonts w:ascii="Times New Roman" w:eastAsia="Times New Roman" w:hAnsi="Times New Roman" w:cs="Times New Roman"/>
-                <w:color w:val="000000"/>
-                <w:sz w:val="24"/>
-                <w:szCs w:val="24"/>
-                <w:lang w:eastAsia="zh-CN"/>
-              </w:rPr>
-            </w:pPr>
-            <w:r>
-              <w:rPr>
-                <w:rFonts w:ascii="Times New Roman" w:eastAsia="Times New Roman" w:hAnsi="Times New Roman" w:cs="Times New Roman"/>
-                <w:color w:val="000000"/>
-                <w:sz w:val="24"/>
-                <w:szCs w:val="24"/>
-                <w:lang w:val="ru-RU" w:eastAsia="zh-CN"/>
-              </w:rPr>
-              <w:t>Дата</w:t>
-            </w:r>
-            <w:r>
-              <w:rPr>
-                <w:rFonts w:ascii="Times New Roman" w:eastAsia="Times New Roman" w:hAnsi="Times New Roman" w:cs="Times New Roman"/>
-                <w:color w:val="000000"/>
-                <w:sz w:val="24"/>
-                <w:szCs w:val="24"/>
-                <w:lang w:eastAsia="zh-CN"/>
-              </w:rPr>
-              <w:t xml:space="preserve"> </w:t>
-            </w:r>
-            <w:r>
-              <w:rPr>
-                <w:rFonts w:ascii="Times New Roman" w:eastAsia="Times New Roman" w:hAnsi="Times New Roman" w:cs="Times New Roman"/>
-                <w:color w:val="000000"/>
-                <w:sz w:val="24"/>
-                <w:szCs w:val="24"/>
-                <w:lang w:val="ru-RU" w:eastAsia="zh-CN"/>
-              </w:rPr>
-              <w:t>выдачи</w:t>
-            </w:r>
-            <w:r>
-              <w:rPr>
-                <w:rFonts w:ascii="Times New Roman" w:eastAsia="Times New Roman" w:hAnsi="Times New Roman" w:cs="Times New Roman"/>
-                <w:color w:val="000000"/>
-                <w:sz w:val="24"/>
-                <w:szCs w:val="24"/>
-                <w:lang w:eastAsia="zh-CN"/>
-              </w:rPr>
-              <w:t xml:space="preserve"> </w:t>
-            </w:r>
-            <w:r>
-              <w:rPr>
-                <w:rFonts w:ascii="Times New Roman" w:eastAsia="Times New Roman" w:hAnsi="Times New Roman" w:cs="Times New Roman"/>
-                <w:color w:val="000000"/>
-                <w:sz w:val="24"/>
-                <w:szCs w:val="24"/>
-                <w:lang w:val="ru-RU" w:eastAsia="zh-CN"/>
-              </w:rPr>
-              <w:t>сертификата</w:t>
-            </w:r>
-            <w:r>
-              <w:rPr>
-                <w:rFonts w:ascii="Times New Roman" w:eastAsia="Times New Roman" w:hAnsi="Times New Roman" w:cs="Times New Roman"/>
-                <w:color w:val="000000"/>
-                <w:sz w:val="24"/>
-                <w:szCs w:val="24"/>
-                <w:lang w:eastAsia="zh-CN"/>
-              </w:rPr>
-              <w:t>:</w:t>
-            </w:r>
-          </w:p>
-        </w:tc>
-        <w:tc>
-          <w:tcPr>
-            <w:tcW w:w="4390" w:type="dxa"/>
-          </w:tcPr>
-          <w:p>
-            <w:pPr>
-              <w:suppressAutoHyphens/>
-              <w:snapToGrid w:val="0"/>
-              <w:spacing w:after="0" w:line="240" w:lineRule="auto"/>
-              <w:ind w:left="-142"/>
-              <w:jc w:val="right"/>
-              <w:rPr>
-                <w:rFonts w:ascii="Times New Roman" w:eastAsia="Times New Roman" w:hAnsi="Times New Roman" w:cs="Times New Roman"/>
-                <w:color w:val="000000"/>
-                <w:sz w:val="24"/>
-                <w:szCs w:val="24"/>
-                <w:lang w:eastAsia="zh-CN"/>
-              </w:rPr>
-            </w:pPr>
-            <w:proofErr w:type="gramStart"/>
-            <w:r>
-              <w:rPr>
-                <w:rFonts w:ascii="Times New Roman" w:eastAsia="Times New Roman" w:hAnsi="Times New Roman" w:cs="Times New Roman"/>
-                <w:color w:val="000000"/>
-                <w:sz w:val="24"/>
-                <w:szCs w:val="24"/>
-                <w:lang w:eastAsia="zh-CN"/>
-              </w:rPr>
-              <w:t xml:space="preserve">{{ </w:t>
-            </w:r>
-            <w:proofErr w:type="spellStart"/>
-            <w:r>
-              <w:rPr>
-                <w:rFonts w:ascii="Times New Roman" w:eastAsia="Times New Roman" w:hAnsi="Times New Roman" w:cs="Times New Roman"/>
-                <w:color w:val="000000"/>
-                <w:sz w:val="24"/>
-                <w:szCs w:val="24"/>
-                <w:lang w:eastAsia="zh-CN"/>
-              </w:rPr>
-              <w:t>a</w:t>
-            </w:r>
-            <w:proofErr w:type="gramEnd"/>
-            <w:r>
-              <w:rPr>
-                <w:rFonts w:ascii="Times New Roman" w:eastAsia="Times New Roman" w:hAnsi="Times New Roman" w:cs="Times New Roman"/>
-                <w:color w:val="000000"/>
-                <w:sz w:val="24"/>
-                <w:szCs w:val="24"/>
-                <w:lang w:eastAsia="zh-CN"/>
-              </w:rPr>
-              <w:t>.certificate_start_date</w:t>
-            </w:r>
-            <w:proofErr w:type="spellEnd"/>
-            <w:r>
-              <w:rPr>
-                <w:rFonts w:ascii="Times New Roman" w:eastAsia="Times New Roman" w:hAnsi="Times New Roman" w:cs="Times New Roman"/>
-                <w:color w:val="000000"/>
-                <w:sz w:val="24"/>
-                <w:szCs w:val="24"/>
-                <w:lang w:eastAsia="zh-CN"/>
-              </w:rPr>
-              <w:t xml:space="preserve"> }}</w:t>
-            </w:r>
-          </w:p>
-        </w:tc>
-        <w:tc>
-          <w:tcPr>
-            <w:tcW w:w="2221" w:type="dxa"/>
-            <w:vMerge w:val="restart"/>
-          </w:tcPr>
-          <w:p>
-            <w:pPr>
-              <w:suppressAutoHyphens/>
-              <w:snapToGrid w:val="0"/>
-              <w:spacing w:after="0" w:line="240" w:lineRule="auto"/>
-              <w:rPr>
-                <w:rFonts w:ascii="Times New Roman" w:eastAsia="Times New Roman" w:hAnsi="Times New Roman" w:cs="Times New Roman"/>
-                <w:color w:val="000000"/>
-                <w:sz w:val="24"/>
-                <w:szCs w:val="24"/>
-                <w:lang w:eastAsia="zh-CN"/>
-              </w:rPr>
-            </w:pPr>
-          </w:p>
-          <w:p>
-            <w:pPr>
-              <w:suppressAutoHyphens/>
-              <w:snapToGrid w:val="0"/>
-              <w:spacing w:after="0" w:line="240" w:lineRule="auto"/>
-              <w:rPr>
-                <w:rFonts w:ascii="Times New Roman" w:eastAsia="Times New Roman" w:hAnsi="Times New Roman" w:cs="Times New Roman"/>
-                <w:color w:val="000000"/>
-                <w:sz w:val="24"/>
-                <w:szCs w:val="24"/>
-                <w:lang w:eastAsia="zh-CN"/>
-              </w:rPr>
-            </w:pPr>
-            <w:r>
-              <w:rPr>
-                <w:rFonts w:ascii="Times New Roman" w:eastAsia="Times New Roman" w:hAnsi="Times New Roman" w:cs="Times New Roman"/>
-                <w:color w:val="000000"/>
-                <w:sz w:val="24"/>
-                <w:szCs w:val="24"/>
-                <w:lang w:eastAsia="zh-CN"/>
-              </w:rPr>
-              <w:t xml:space="preserve">{% if </w:t>
-            </w:r>
-            <w:proofErr w:type="spellStart"/>
-            <w:proofErr w:type="gramStart"/>
-            <w:r>
-              <w:rPr>
-                <w:rFonts w:ascii="Times New Roman" w:eastAsia="Times New Roman" w:hAnsi="Times New Roman" w:cs="Times New Roman"/>
-                <w:color w:val="000000"/>
-                <w:sz w:val="24"/>
-                <w:szCs w:val="24"/>
-                <w:lang w:eastAsia="zh-CN"/>
-              </w:rPr>
-              <w:t>a.signed</w:t>
-            </w:r>
-            <w:proofErr w:type="spellEnd"/>
-            <w:proofErr w:type="gramEnd"/>
-            <w:r>
-              <w:rPr>
-                <w:rFonts w:ascii="Times New Roman" w:eastAsia="Times New Roman" w:hAnsi="Times New Roman" w:cs="Times New Roman"/>
-                <w:color w:val="000000"/>
-                <w:sz w:val="24"/>
-                <w:szCs w:val="24"/>
-                <w:lang w:eastAsia="zh-CN"/>
-              </w:rPr>
-              <w:t xml:space="preserve"> %}</w:t>
-            </w:r>
-          </w:p>
-          <w:p>
-            <w:pPr>
-              <w:suppressAutoHyphens/>
-              <w:snapToGrid w:val="0"/>
-              <w:spacing w:after="0" w:line="240" w:lineRule="auto"/>
-              <w:rPr>
-                <w:rFonts w:ascii="Times New Roman" w:eastAsia="Times New Roman" w:hAnsi="Times New Roman" w:cs="Times New Roman"/>
-                <w:color w:val="000000"/>
-                <w:sz w:val="24"/>
-                <w:szCs w:val="24"/>
-                <w:lang w:eastAsia="zh-CN"/>
-              </w:rPr>
-            </w:pPr>
-            <w:proofErr w:type="gramStart"/>
-            <w:r>
-              <w:rPr>
-                <w:rFonts w:ascii="Times New Roman" w:eastAsia="Times New Roman" w:hAnsi="Times New Roman" w:cs="Times New Roman"/>
-                <w:color w:val="000000"/>
-                <w:sz w:val="24"/>
-                <w:szCs w:val="24"/>
-                <w:lang w:eastAsia="zh-CN"/>
-              </w:rPr>
-              <w:t xml:space="preserve">{{ </w:t>
-            </w:r>
-            <w:proofErr w:type="spellStart"/>
-            <w:r>
-              <w:rPr>
-                <w:rFonts w:ascii="Times New Roman" w:eastAsia="Times New Roman" w:hAnsi="Times New Roman" w:cs="Times New Roman"/>
-                <w:color w:val="000000"/>
-                <w:sz w:val="24"/>
-                <w:szCs w:val="24"/>
-                <w:lang w:eastAsia="zh-CN"/>
-              </w:rPr>
-              <w:t>images</w:t>
-            </w:r>
-            <w:proofErr w:type="gramEnd"/>
-            <w:r>
-              <w:rPr>
-                <w:rFonts w:ascii="Times New Roman" w:eastAsia="Times New Roman" w:hAnsi="Times New Roman" w:cs="Times New Roman"/>
-                <w:color w:val="000000"/>
-                <w:sz w:val="24"/>
-                <w:szCs w:val="24"/>
-                <w:lang w:eastAsia="zh-CN"/>
-              </w:rPr>
-              <w:t>__insert</w:t>
-            </w:r>
-            <w:proofErr w:type="spellEnd"/>
-            <w:r>
-              <w:rPr>
-                <w:rFonts w:ascii="Times New Roman" w:eastAsia="Times New Roman" w:hAnsi="Times New Roman" w:cs="Times New Roman"/>
-                <w:color w:val="000000"/>
-                <w:sz w:val="24"/>
-                <w:szCs w:val="24"/>
-                <w:lang w:eastAsia="zh-CN"/>
-              </w:rPr>
-              <w:t>[</w:t>
-            </w:r>
-            <w:proofErr w:type="gramStart"/>
-            <w:r>
-              <w:rPr>
-                <w:rFonts w:ascii="Times New Roman" w:eastAsia="Times New Roman" w:hAnsi="Times New Roman" w:cs="Times New Roman"/>
-                <w:color w:val="000000"/>
-                <w:sz w:val="24"/>
-                <w:szCs w:val="24"/>
-                <w:lang w:eastAsia="zh-CN"/>
-              </w:rPr>
-              <w:t>loop.index0][</w:t>
-            </w:r>
-            <w:proofErr w:type="gramEnd"/>
-            <w:r>
-              <w:rPr>
-                <w:rFonts w:ascii="Times New Roman" w:eastAsia="Times New Roman" w:hAnsi="Times New Roman" w:cs="Times New Roman"/>
-                <w:color w:val="000000"/>
-                <w:sz w:val="24"/>
-                <w:szCs w:val="24"/>
-                <w:lang w:eastAsia="zh-CN"/>
-              </w:rPr>
-              <w:t>‘</w:t>
-            </w:r>
-            <w:proofErr w:type="spellStart"/>
-            <w:r>
-              <w:rPr>
-                <w:rFonts w:ascii="Times New Roman" w:eastAsia="Times New Roman" w:hAnsi="Times New Roman" w:cs="Times New Roman"/>
-                <w:color w:val="000000"/>
-                <w:sz w:val="24"/>
-                <w:szCs w:val="24"/>
-                <w:lang w:eastAsia="zh-CN"/>
-              </w:rPr>
-              <w:t>img</w:t>
-            </w:r>
-            <w:proofErr w:type="spellEnd"/>
-            <w:r>
-              <w:rPr>
-                <w:rFonts w:ascii="Times New Roman" w:eastAsia="Times New Roman" w:hAnsi="Times New Roman" w:cs="Times New Roman"/>
-                <w:color w:val="000000"/>
-                <w:sz w:val="24"/>
-                <w:szCs w:val="24"/>
-                <w:lang w:eastAsia="zh-CN"/>
-              </w:rPr>
-              <w:t>’</w:t>
-            </w:r>
-            <w:proofErr w:type="gramStart"/>
-            <w:r>
-              <w:rPr>
-                <w:rFonts w:ascii="Times New Roman" w:eastAsia="Times New Roman" w:hAnsi="Times New Roman" w:cs="Times New Roman"/>
-                <w:color w:val="000000"/>
-                <w:sz w:val="24"/>
-                <w:szCs w:val="24"/>
-                <w:lang w:eastAsia="zh-CN"/>
-              </w:rPr>
-              <w:t>] }</w:t>
-            </w:r>
-            <w:proofErr w:type="gramEnd"/>
-            <w:r>
-              <w:rPr>
-                <w:rFonts w:ascii="Times New Roman" w:eastAsia="Times New Roman" w:hAnsi="Times New Roman" w:cs="Times New Roman"/>
-                <w:color w:val="000000"/>
-                <w:sz w:val="24"/>
-                <w:szCs w:val="24"/>
-                <w:lang w:eastAsia="zh-CN"/>
-              </w:rPr>
-              <w:t>}</w:t>
-            </w:r>
-          </w:p>
-          <w:p>
-            <w:pPr>
-              <w:suppressAutoHyphens/>
-              <w:spacing w:after="0" w:line="240" w:lineRule="auto"/>
-              <w:rPr>
-                <w:rFonts w:ascii="Times New Roman" w:eastAsia="Times New Roman" w:hAnsi="Times New Roman" w:cs="Times New Roman"/>
-                <w:color w:val="000000"/>
-                <w:sz w:val="24"/>
-                <w:szCs w:val="24"/>
-                <w:lang w:eastAsia="zh-CN"/>
-              </w:rPr>
-            </w:pPr>
-            <w:r>
-              <w:rPr>
-                <w:rFonts w:ascii="Times New Roman" w:eastAsia="Times New Roman" w:hAnsi="Times New Roman" w:cs="Times New Roman"/>
-                <w:sz w:val="24"/>
-                <w:szCs w:val="24"/>
-                <w:lang w:eastAsia="zh-CN"/>
-              </w:rPr>
-              <w:t>{% endif %}</w:t>
-            </w:r>
-          </w:p>
-          <w:p>
-            <w:pPr>
-              <w:suppressAutoHyphens/>
-              <w:snapToGrid w:val="0"/>
-              <w:spacing w:after="0" w:line="240" w:lineRule="auto"/>
-              <w:ind w:left="-142"/>
-              <w:rPr>
-                <w:rFonts w:ascii="Times New Roman" w:eastAsia="Times New Roman" w:hAnsi="Times New Roman" w:cs="Times New Roman"/>
-                <w:color w:val="000000"/>
-                <w:sz w:val="24"/>
-                <w:szCs w:val="24"/>
-                <w:lang w:eastAsia="zh-CN"/>
-              </w:rPr>
-            </w:pPr>
-          </w:p>
-        </w:tc>
-      </w:tr>
-      <w:tr>
-        <w:trPr>
-          <w:trHeight w:val="73"/>
-        </w:trPr>
-        <w:tc>
-          <w:tcPr>
-            <w:tcW w:w="4083" w:type="dxa"/>
-          </w:tcPr>
-          <w:p>
-            <w:pPr>
-              <w:suppressAutoHyphens/>
-              <w:snapToGrid w:val="0"/>
-              <w:spacing w:after="0" w:line="240" w:lineRule="auto"/>
-              <w:ind w:left="-142" w:firstLine="744"/>
-              <w:rPr>
-                <w:rFonts w:ascii="Times New Roman" w:eastAsia="Times New Roman" w:hAnsi="Times New Roman" w:cs="Times New Roman"/>
-                <w:color w:val="000000"/>
-                <w:sz w:val="24"/>
-                <w:szCs w:val="24"/>
-                <w:lang w:eastAsia="zh-CN"/>
-              </w:rPr>
-            </w:pPr>
-            <w:r>
-              <w:rPr>
-                <w:rFonts w:ascii="Times New Roman" w:eastAsia="Times New Roman" w:hAnsi="Times New Roman" w:cs="Times New Roman"/>
-                <w:sz w:val="24"/>
-                <w:szCs w:val="24"/>
-                <w:lang w:val="ru-RU" w:eastAsia="zh-CN"/>
-              </w:rPr>
-              <w:t>Дата</w:t>
-            </w:r>
-            <w:r>
-              <w:rPr>
-                <w:rFonts w:ascii="Times New Roman" w:eastAsia="Times New Roman" w:hAnsi="Times New Roman" w:cs="Times New Roman"/>
-                <w:sz w:val="24"/>
-                <w:szCs w:val="24"/>
-                <w:lang w:eastAsia="zh-CN"/>
-              </w:rPr>
-              <w:t xml:space="preserve"> </w:t>
-            </w:r>
-            <w:r>
-              <w:rPr>
-                <w:rFonts w:ascii="Times New Roman" w:eastAsia="Times New Roman" w:hAnsi="Times New Roman" w:cs="Times New Roman"/>
-                <w:sz w:val="24"/>
-                <w:szCs w:val="24"/>
-                <w:lang w:val="ru-RU" w:eastAsia="zh-CN"/>
-              </w:rPr>
-              <w:t>окончания</w:t>
-            </w:r>
-            <w:r>
-              <w:rPr>
-                <w:rFonts w:ascii="Times New Roman" w:eastAsia="Times New Roman" w:hAnsi="Times New Roman" w:cs="Times New Roman"/>
-                <w:sz w:val="24"/>
-                <w:szCs w:val="24"/>
-                <w:lang w:eastAsia="zh-CN"/>
-              </w:rPr>
-              <w:t xml:space="preserve"> </w:t>
-            </w:r>
-            <w:r>
-              <w:rPr>
-                <w:rFonts w:ascii="Times New Roman" w:eastAsia="Times New Roman" w:hAnsi="Times New Roman" w:cs="Times New Roman"/>
-                <w:sz w:val="24"/>
-                <w:szCs w:val="24"/>
-                <w:lang w:val="ru-RU" w:eastAsia="zh-CN"/>
-              </w:rPr>
-              <w:t>сертификата</w:t>
-            </w:r>
-            <w:r>
-              <w:rPr>
-                <w:rFonts w:ascii="Times New Roman" w:eastAsia="Times New Roman" w:hAnsi="Times New Roman" w:cs="Times New Roman"/>
-                <w:sz w:val="24"/>
-                <w:szCs w:val="24"/>
-                <w:lang w:eastAsia="zh-CN"/>
-              </w:rPr>
-              <w:t>:</w:t>
-            </w:r>
-            <w:r>
-              <w:rPr>
-                <w:rFonts w:ascii="Times New Roman" w:eastAsia="Times New Roman" w:hAnsi="Times New Roman" w:cs="Times New Roman"/>
-                <w:color w:val="000000"/>
-                <w:sz w:val="24"/>
-                <w:szCs w:val="24"/>
-                <w:lang w:eastAsia="zh-CN"/>
-              </w:rPr>
-              <w:t xml:space="preserve"> </w:t>
-            </w:r>
-          </w:p>
-        </w:tc>
-        <w:tc>
-          <w:tcPr>
-            <w:tcW w:w="4390" w:type="dxa"/>
-          </w:tcPr>
-          <w:p>
-            <w:pPr>
-              <w:suppressAutoHyphens/>
-              <w:snapToGrid w:val="0"/>
-              <w:spacing w:after="0" w:line="240" w:lineRule="auto"/>
-              <w:ind w:left="-142"/>
-              <w:jc w:val="right"/>
-              <w:rPr>
-                <w:rFonts w:ascii="Times New Roman" w:eastAsia="Times New Roman" w:hAnsi="Times New Roman" w:cs="Times New Roman"/>
-                <w:color w:val="000000"/>
-                <w:sz w:val="24"/>
-                <w:szCs w:val="24"/>
-                <w:lang w:eastAsia="zh-CN"/>
-              </w:rPr>
-            </w:pPr>
-            <w:proofErr w:type="gramStart"/>
-            <w:r>
-              <w:rPr>
-                <w:rFonts w:ascii="Times New Roman" w:eastAsia="Times New Roman" w:hAnsi="Times New Roman" w:cs="Times New Roman"/>
-                <w:color w:val="000000"/>
-                <w:sz w:val="24"/>
-                <w:szCs w:val="24"/>
-                <w:lang w:eastAsia="zh-CN"/>
-              </w:rPr>
-              <w:t xml:space="preserve">{{ </w:t>
-            </w:r>
-            <w:proofErr w:type="spellStart"/>
-            <w:r>
-              <w:rPr>
-                <w:rFonts w:ascii="Times New Roman" w:eastAsia="Times New Roman" w:hAnsi="Times New Roman" w:cs="Times New Roman"/>
-                <w:color w:val="000000"/>
-                <w:sz w:val="24"/>
-                <w:szCs w:val="24"/>
-                <w:lang w:eastAsia="zh-CN"/>
-              </w:rPr>
-              <w:t>a</w:t>
-            </w:r>
-            <w:proofErr w:type="gramEnd"/>
-            <w:r>
-              <w:rPr>
-                <w:rFonts w:ascii="Times New Roman" w:eastAsia="Times New Roman" w:hAnsi="Times New Roman" w:cs="Times New Roman"/>
-                <w:color w:val="000000"/>
-                <w:sz w:val="24"/>
-                <w:szCs w:val="24"/>
-                <w:lang w:eastAsia="zh-CN"/>
-              </w:rPr>
-              <w:t>.certificate</w:t>
-            </w:r>
-            <w:proofErr w:type="spellEnd"/>
-            <w:r>
-              <w:rPr>
-                <w:rFonts w:ascii="Times New Roman" w:eastAsia="Times New Roman" w:hAnsi="Times New Roman" w:cs="Times New Roman"/>
-                <w:color w:val="000000"/>
-                <w:sz w:val="24"/>
-                <w:szCs w:val="24"/>
-                <w:lang w:eastAsia="zh-CN"/>
-              </w:rPr>
-              <w:t>_</w:t>
-            </w:r>
-            <w:proofErr w:type="spellStart"/>
-            <w:r>
-              <w:rPr>
-                <w:rFonts w:ascii="Times New Roman" w:eastAsia="Times New Roman" w:hAnsi="Times New Roman" w:cs="Times New Roman"/>
-                <w:color w:val="000000"/>
-                <w:sz w:val="24"/>
-                <w:szCs w:val="24"/>
-                <w:lang w:val="kk-KZ" w:eastAsia="zh-CN"/>
-              </w:rPr>
-              <w:t>end</w:t>
-            </w:r>
-            <w:proofErr w:type="spellEnd"/>
-            <w:r>
-              <w:rPr>
-                <w:rFonts w:ascii="Times New Roman" w:eastAsia="Times New Roman" w:hAnsi="Times New Roman" w:cs="Times New Roman"/>
-                <w:color w:val="000000"/>
-                <w:sz w:val="24"/>
-                <w:szCs w:val="24"/>
-                <w:lang w:eastAsia="zh-CN"/>
-              </w:rPr>
-              <w:t>_date }}</w:t>
-            </w:r>
-          </w:p>
-        </w:tc>
-        <w:tc>
-          <w:tcPr>
-            <w:tcW w:w="2221" w:type="dxa"/>
-            <w:vMerge/>
-          </w:tcPr>
-          <w:p>
-            <w:pPr>
-              <w:suppressAutoHyphens/>
-              <w:snapToGrid w:val="0"/>
-              <w:spacing w:after="0" w:line="240" w:lineRule="auto"/>
-              <w:ind w:left="-142"/>
-              <w:rPr>
-                <w:rFonts w:ascii="Times New Roman" w:eastAsia="Times New Roman" w:hAnsi="Times New Roman" w:cs="Times New Roman"/>
-                <w:color w:val="000000"/>
-                <w:sz w:val="24"/>
-                <w:szCs w:val="24"/>
-                <w:lang w:eastAsia="zh-CN"/>
-              </w:rPr>
-            </w:pPr>
-          </w:p>
-        </w:tc>
-      </w:tr>
-      <w:tr>
-        <w:trPr>
-          <w:trHeight w:val="73"/>
-        </w:trPr>
-        <w:tc>
-          <w:tcPr>
-            <w:tcW w:w="4083" w:type="dxa"/>
-          </w:tcPr>
-          <w:p>
-            <w:pPr>
-              <w:suppressAutoHyphens/>
-              <w:snapToGrid w:val="0"/>
-              <w:spacing w:after="0" w:line="240" w:lineRule="auto"/>
-              <w:ind w:left="-142" w:firstLine="744"/>
-              <w:rPr>
-                <w:rFonts w:ascii="Times New Roman" w:eastAsia="Times New Roman" w:hAnsi="Times New Roman" w:cs="Times New Roman"/>
-                <w:sz w:val="24"/>
-                <w:szCs w:val="24"/>
-                <w:lang w:eastAsia="zh-CN"/>
-              </w:rPr>
-            </w:pPr>
-            <w:r>
-              <w:rPr>
-                <w:rFonts w:ascii="Times New Roman" w:eastAsia="Times New Roman" w:hAnsi="Times New Roman" w:cs="Times New Roman"/>
-                <w:sz w:val="24"/>
-                <w:szCs w:val="24"/>
-                <w:lang w:val="ru-RU" w:eastAsia="zh-CN"/>
-              </w:rPr>
-              <w:t>Серийный</w:t>
-            </w:r>
-            <w:r>
-              <w:rPr>
-                <w:rFonts w:ascii="Times New Roman" w:eastAsia="Times New Roman" w:hAnsi="Times New Roman" w:cs="Times New Roman"/>
-                <w:sz w:val="24"/>
-                <w:szCs w:val="24"/>
-                <w:lang w:eastAsia="zh-CN"/>
-              </w:rPr>
-              <w:t xml:space="preserve"> </w:t>
-            </w:r>
-            <w:r>
-              <w:rPr>
-                <w:rFonts w:ascii="Times New Roman" w:eastAsia="Times New Roman" w:hAnsi="Times New Roman" w:cs="Times New Roman"/>
-                <w:sz w:val="24"/>
-                <w:szCs w:val="24"/>
-                <w:lang w:val="ru-RU" w:eastAsia="zh-CN"/>
-              </w:rPr>
-              <w:t>номер</w:t>
-            </w:r>
-            <w:r>
-              <w:rPr>
-                <w:rFonts w:ascii="Times New Roman" w:eastAsia="Times New Roman" w:hAnsi="Times New Roman" w:cs="Times New Roman"/>
-                <w:sz w:val="24"/>
-                <w:szCs w:val="24"/>
-                <w:lang w:eastAsia="zh-CN"/>
-              </w:rPr>
-              <w:t>:</w:t>
-            </w:r>
-            <w:r>
-              <w:rPr>
-                <w:rFonts w:ascii="Times New Roman" w:eastAsia="Times New Roman" w:hAnsi="Times New Roman" w:cs="Times New Roman"/>
-                <w:color w:val="000000"/>
-                <w:sz w:val="24"/>
-                <w:szCs w:val="24"/>
-                <w:lang w:eastAsia="zh-CN"/>
-              </w:rPr>
-              <w:t xml:space="preserve"> </w:t>
-            </w:r>
-          </w:p>
-        </w:tc>
-        <w:tc>
-          <w:tcPr>
-            <w:tcW w:w="4390" w:type="dxa"/>
-          </w:tcPr>
-          <w:p>
-            <w:pPr>
-              <w:suppressAutoHyphens/>
-              <w:snapToGrid w:val="0"/>
-              <w:spacing w:after="0" w:line="240" w:lineRule="auto"/>
-              <w:ind w:left="-142" w:firstLine="744"/>
-              <w:jc w:val="right"/>
-              <w:rPr>
-                <w:rFonts w:ascii="Times New Roman" w:eastAsia="Times New Roman" w:hAnsi="Times New Roman" w:cs="Times New Roman"/>
-                <w:color w:val="000000"/>
-                <w:sz w:val="24"/>
-                <w:szCs w:val="24"/>
-                <w:lang w:eastAsia="zh-CN"/>
-              </w:rPr>
-            </w:pPr>
-            <w:proofErr w:type="gramStart"/>
-            <w:r>
-              <w:rPr>
-                <w:rFonts w:ascii="Times New Roman" w:eastAsia="Times New Roman" w:hAnsi="Times New Roman" w:cs="Times New Roman"/>
-                <w:color w:val="000000"/>
-                <w:sz w:val="24"/>
-                <w:szCs w:val="24"/>
-                <w:lang w:eastAsia="zh-CN"/>
-              </w:rPr>
-              <w:t xml:space="preserve">{{ </w:t>
-            </w:r>
-            <w:proofErr w:type="spellStart"/>
-            <w:r>
-              <w:rPr>
-                <w:rFonts w:ascii="Times New Roman" w:eastAsia="Times New Roman" w:hAnsi="Times New Roman" w:cs="Times New Roman"/>
-                <w:color w:val="000000"/>
-                <w:sz w:val="24"/>
-                <w:szCs w:val="24"/>
-                <w:lang w:eastAsia="zh-CN"/>
-              </w:rPr>
-              <w:t>a</w:t>
-            </w:r>
-            <w:proofErr w:type="gramEnd"/>
-            <w:r>
-              <w:rPr>
-                <w:rFonts w:ascii="Times New Roman" w:eastAsia="Times New Roman" w:hAnsi="Times New Roman" w:cs="Times New Roman"/>
-                <w:color w:val="000000"/>
-                <w:sz w:val="24"/>
-                <w:szCs w:val="24"/>
-                <w:lang w:eastAsia="zh-CN"/>
-              </w:rPr>
-              <w:t>.serial_number</w:t>
-            </w:r>
-            <w:proofErr w:type="spellEnd"/>
-            <w:r>
-              <w:rPr>
-                <w:rFonts w:ascii="Times New Roman" w:eastAsia="Times New Roman" w:hAnsi="Times New Roman" w:cs="Times New Roman"/>
-                <w:color w:val="000000"/>
-                <w:sz w:val="24"/>
-                <w:szCs w:val="24"/>
-                <w:lang w:eastAsia="zh-CN"/>
-              </w:rPr>
-              <w:t xml:space="preserve"> }}</w:t>
-            </w:r>
-          </w:p>
-        </w:tc>
-        <w:tc>
-          <w:tcPr>
-            <w:tcW w:w="2221" w:type="dxa"/>
-            <w:vMerge/>
-          </w:tcPr>
-          <w:p>
-            <w:pPr>
-              <w:suppressAutoHyphens/>
-              <w:snapToGrid w:val="0"/>
-              <w:spacing w:after="0" w:line="240" w:lineRule="auto"/>
-              <w:ind w:left="-142"/>
-              <w:rPr>
-                <w:rFonts w:ascii="Times New Roman" w:eastAsia="Times New Roman" w:hAnsi="Times New Roman" w:cs="Times New Roman"/>
-                <w:color w:val="000000"/>
-                <w:sz w:val="24"/>
-                <w:szCs w:val="24"/>
-                <w:lang w:eastAsia="zh-CN"/>
-              </w:rPr>
-            </w:pPr>
-          </w:p>
-        </w:tc>
-      </w:tr>
-      <w:tr>
-        <w:trPr>
-          <w:trHeight w:val="73"/>
-        </w:trPr>
-        <w:tc>
-          <w:tcPr>
-            <w:tcW w:w="4083" w:type="dxa"/>
-          </w:tcPr>
-          <w:p>
-            <w:pPr>
-              <w:suppressAutoHyphens/>
-              <w:snapToGrid w:val="0"/>
-              <w:spacing w:after="0" w:line="240" w:lineRule="auto"/>
-              <w:ind w:left="-142" w:firstLine="744"/>
-              <w:rPr>
-                <w:rFonts w:ascii="Times New Roman" w:eastAsia="Times New Roman" w:hAnsi="Times New Roman" w:cs="Times New Roman"/>
-                <w:sz w:val="24"/>
-                <w:szCs w:val="24"/>
-                <w:lang w:eastAsia="zh-CN"/>
-              </w:rPr>
-            </w:pPr>
-            <w:r>
-              <w:rPr>
-                <w:rFonts w:ascii="Times New Roman" w:eastAsia="Times New Roman" w:hAnsi="Times New Roman" w:cs="Times New Roman"/>
-                <w:sz w:val="24"/>
-                <w:szCs w:val="24"/>
-                <w:lang w:val="ru-RU" w:eastAsia="zh-CN"/>
-              </w:rPr>
-              <w:t>Кем</w:t>
-            </w:r>
-            <w:r>
-              <w:rPr>
-                <w:rFonts w:ascii="Times New Roman" w:eastAsia="Times New Roman" w:hAnsi="Times New Roman" w:cs="Times New Roman"/>
-                <w:sz w:val="24"/>
-                <w:szCs w:val="24"/>
-                <w:lang w:eastAsia="zh-CN"/>
-              </w:rPr>
-              <w:t xml:space="preserve"> </w:t>
-            </w:r>
-            <w:r>
-              <w:rPr>
-                <w:rFonts w:ascii="Times New Roman" w:eastAsia="Times New Roman" w:hAnsi="Times New Roman" w:cs="Times New Roman"/>
-                <w:sz w:val="24"/>
-                <w:szCs w:val="24"/>
-                <w:lang w:val="ru-RU" w:eastAsia="zh-CN"/>
-              </w:rPr>
-              <w:t>выдан</w:t>
-            </w:r>
-            <w:r>
-              <w:rPr>
-                <w:rFonts w:ascii="Times New Roman" w:eastAsia="Times New Roman" w:hAnsi="Times New Roman" w:cs="Times New Roman"/>
-                <w:sz w:val="24"/>
-                <w:szCs w:val="24"/>
-                <w:lang w:eastAsia="zh-CN"/>
-              </w:rPr>
-              <w:t xml:space="preserve">: </w:t>
-            </w:r>
-          </w:p>
-        </w:tc>
-        <w:tc>
-          <w:tcPr>
-            <w:tcW w:w="4390" w:type="dxa"/>
-          </w:tcPr>
-          <w:p>
-            <w:pPr>
-              <w:suppressAutoHyphens/>
-              <w:snapToGrid w:val="0"/>
-              <w:spacing w:after="0" w:line="240" w:lineRule="auto"/>
-              <w:ind w:left="-142" w:firstLine="744"/>
-              <w:jc w:val="right"/>
-              <w:rPr>
-                <w:rFonts w:ascii="Times New Roman" w:eastAsia="Times New Roman" w:hAnsi="Times New Roman" w:cs="Times New Roman"/>
-                <w:color w:val="000000"/>
-                <w:sz w:val="24"/>
-                <w:szCs w:val="24"/>
-                <w:lang w:eastAsia="zh-CN"/>
-              </w:rPr>
-            </w:pPr>
-            <w:proofErr w:type="gramStart"/>
-            <w:r>
-              <w:rPr>
-                <w:rFonts w:ascii="Times New Roman" w:eastAsia="Times New Roman" w:hAnsi="Times New Roman" w:cs="Times New Roman"/>
-                <w:color w:val="000000"/>
-                <w:sz w:val="24"/>
-                <w:szCs w:val="24"/>
-                <w:lang w:eastAsia="zh-CN"/>
-              </w:rPr>
-              <w:t xml:space="preserve">{{ </w:t>
-            </w:r>
-            <w:proofErr w:type="spellStart"/>
-            <w:r>
-              <w:rPr>
-                <w:rFonts w:ascii="Times New Roman" w:eastAsia="Times New Roman" w:hAnsi="Times New Roman" w:cs="Times New Roman"/>
-                <w:color w:val="000000"/>
-                <w:sz w:val="24"/>
-                <w:szCs w:val="24"/>
-                <w:lang w:eastAsia="zh-CN"/>
-              </w:rPr>
-              <w:t>a</w:t>
-            </w:r>
-            <w:proofErr w:type="gramEnd"/>
-            <w:r>
-              <w:rPr>
-                <w:rFonts w:ascii="Times New Roman" w:eastAsia="Times New Roman" w:hAnsi="Times New Roman" w:cs="Times New Roman"/>
-                <w:color w:val="000000"/>
-                <w:sz w:val="24"/>
-                <w:szCs w:val="24"/>
-                <w:lang w:eastAsia="zh-CN"/>
-              </w:rPr>
-              <w:t>.issued_by</w:t>
-            </w:r>
-            <w:proofErr w:type="spellEnd"/>
-            <w:r>
-              <w:rPr>
-                <w:rFonts w:ascii="Times New Roman" w:eastAsia="Times New Roman" w:hAnsi="Times New Roman" w:cs="Times New Roman"/>
-                <w:color w:val="000000"/>
-                <w:sz w:val="24"/>
-                <w:szCs w:val="24"/>
-                <w:lang w:eastAsia="zh-CN"/>
-              </w:rPr>
-              <w:t xml:space="preserve"> }}</w:t>
-            </w:r>
-          </w:p>
-        </w:tc>
-        <w:tc>
-          <w:tcPr>
-            <w:tcW w:w="2221" w:type="dxa"/>
-            <w:vMerge/>
-          </w:tcPr>
-          <w:p>
-            <w:pPr>
-              <w:suppressAutoHyphens/>
-              <w:snapToGrid w:val="0"/>
-              <w:spacing w:after="0" w:line="240" w:lineRule="auto"/>
-              <w:ind w:left="-142"/>
-              <w:rPr>
-                <w:rFonts w:ascii="Times New Roman" w:eastAsia="Times New Roman" w:hAnsi="Times New Roman" w:cs="Times New Roman"/>
-                <w:color w:val="000000"/>
-                <w:sz w:val="24"/>
-                <w:szCs w:val="24"/>
-                <w:lang w:eastAsia="zh-CN"/>
-              </w:rPr>
-            </w:pPr>
-          </w:p>
-        </w:tc>
-      </w:tr>
-      <w:tr>
-        <w:trPr>
-          <w:trHeight w:val="73"/>
-        </w:trPr>
-        <w:tc>
-          <w:tcPr>
-            <w:tcW w:w="4083" w:type="dxa"/>
-          </w:tcPr>
-          <w:p>
-            <w:pPr>
-              <w:suppressAutoHyphens/>
-              <w:snapToGrid w:val="0"/>
-              <w:spacing w:after="0" w:line="240" w:lineRule="auto"/>
-              <w:ind w:left="-142" w:firstLine="744"/>
-              <w:rPr>
-                <w:rFonts w:ascii="Times New Roman" w:eastAsia="Times New Roman" w:hAnsi="Times New Roman" w:cs="Times New Roman"/>
-                <w:sz w:val="24"/>
-                <w:szCs w:val="24"/>
-                <w:lang w:eastAsia="zh-CN"/>
-              </w:rPr>
-            </w:pPr>
-            <w:r>
-              <w:rPr>
-                <w:rFonts w:ascii="Times New Roman" w:eastAsia="Times New Roman" w:hAnsi="Times New Roman" w:cs="Times New Roman"/>
-                <w:sz w:val="24"/>
-                <w:szCs w:val="24"/>
-                <w:lang w:val="ru-RU" w:eastAsia="zh-CN"/>
-              </w:rPr>
-              <w:t>Кому</w:t>
-            </w:r>
-            <w:r>
-              <w:rPr>
-                <w:rFonts w:ascii="Times New Roman" w:eastAsia="Times New Roman" w:hAnsi="Times New Roman" w:cs="Times New Roman"/>
-                <w:sz w:val="24"/>
-                <w:szCs w:val="24"/>
-                <w:lang w:eastAsia="zh-CN"/>
-              </w:rPr>
-              <w:t xml:space="preserve"> </w:t>
-            </w:r>
-            <w:r>
-              <w:rPr>
-                <w:rFonts w:ascii="Times New Roman" w:eastAsia="Times New Roman" w:hAnsi="Times New Roman" w:cs="Times New Roman"/>
-                <w:sz w:val="24"/>
-                <w:szCs w:val="24"/>
-                <w:lang w:val="ru-RU" w:eastAsia="zh-CN"/>
-              </w:rPr>
-              <w:t>выдан</w:t>
-            </w:r>
-            <w:r>
-              <w:rPr>
-                <w:rFonts w:ascii="Times New Roman" w:eastAsia="Times New Roman" w:hAnsi="Times New Roman" w:cs="Times New Roman"/>
-                <w:sz w:val="24"/>
-                <w:szCs w:val="24"/>
-                <w:lang w:eastAsia="zh-CN"/>
-              </w:rPr>
-              <w:t>:</w:t>
-            </w:r>
-            <w:r>
-              <w:rPr>
-                <w:rFonts w:ascii="Times New Roman" w:eastAsia="Times New Roman" w:hAnsi="Times New Roman" w:cs="Times New Roman"/>
-                <w:color w:val="000000"/>
-                <w:sz w:val="24"/>
-                <w:szCs w:val="24"/>
-                <w:lang w:eastAsia="zh-CN"/>
-              </w:rPr>
-              <w:t xml:space="preserve"> </w:t>
-            </w:r>
-          </w:p>
-        </w:tc>
-        <w:tc>
-          <w:tcPr>
-            <w:tcW w:w="4390" w:type="dxa"/>
-          </w:tcPr>
-          <w:p>
-            <w:pPr>
-              <w:suppressAutoHyphens/>
-              <w:snapToGrid w:val="0"/>
-              <w:spacing w:after="0" w:line="240" w:lineRule="auto"/>
-              <w:ind w:left="-142" w:firstLine="744"/>
-              <w:jc w:val="right"/>
-              <w:rPr>
-                <w:rFonts w:ascii="Times New Roman" w:eastAsia="Times New Roman" w:hAnsi="Times New Roman" w:cs="Times New Roman"/>
-                <w:color w:val="000000"/>
-                <w:sz w:val="24"/>
-                <w:szCs w:val="24"/>
-                <w:lang w:eastAsia="zh-CN"/>
-              </w:rPr>
-            </w:pPr>
-            <w:proofErr w:type="gramStart"/>
-            <w:r>
-              <w:rPr>
-                <w:rFonts w:ascii="Times New Roman" w:eastAsia="Times New Roman" w:hAnsi="Times New Roman" w:cs="Times New Roman"/>
-                <w:color w:val="000000"/>
-                <w:sz w:val="24"/>
-                <w:szCs w:val="24"/>
-                <w:lang w:eastAsia="zh-CN"/>
-              </w:rPr>
-              <w:t xml:space="preserve">{{ </w:t>
-            </w:r>
-            <w:proofErr w:type="spellStart"/>
-            <w:r>
-              <w:rPr>
-                <w:rFonts w:ascii="Times New Roman" w:eastAsia="Times New Roman" w:hAnsi="Times New Roman" w:cs="Times New Roman"/>
-                <w:color w:val="000000"/>
-                <w:sz w:val="24"/>
-                <w:szCs w:val="24"/>
-                <w:lang w:eastAsia="zh-CN"/>
-              </w:rPr>
-              <w:t>a</w:t>
-            </w:r>
-            <w:proofErr w:type="gramEnd"/>
-            <w:r>
-              <w:rPr>
-                <w:rFonts w:ascii="Times New Roman" w:eastAsia="Times New Roman" w:hAnsi="Times New Roman" w:cs="Times New Roman"/>
-                <w:color w:val="000000"/>
-                <w:sz w:val="24"/>
-                <w:szCs w:val="24"/>
-                <w:lang w:eastAsia="zh-CN"/>
-              </w:rPr>
-              <w:t>.issued_to</w:t>
-            </w:r>
-            <w:proofErr w:type="spellEnd"/>
-            <w:r>
-              <w:rPr>
-                <w:rFonts w:ascii="Times New Roman" w:eastAsia="Times New Roman" w:hAnsi="Times New Roman" w:cs="Times New Roman"/>
-                <w:color w:val="000000"/>
-                <w:sz w:val="24"/>
-                <w:szCs w:val="24"/>
-                <w:lang w:eastAsia="zh-CN"/>
-              </w:rPr>
-              <w:t xml:space="preserve"> }}</w:t>
-            </w:r>
-          </w:p>
-        </w:tc>
-        <w:tc>
-          <w:tcPr>
-            <w:tcW w:w="2221" w:type="dxa"/>
-            <w:vMerge/>
-          </w:tcPr>
-          <w:p>
-            <w:pPr>
-              <w:suppressAutoHyphens/>
-              <w:snapToGrid w:val="0"/>
-              <w:spacing w:after="0" w:line="240" w:lineRule="auto"/>
-              <w:ind w:left="-142"/>
-              <w:rPr>
-                <w:rFonts w:ascii="Times New Roman" w:eastAsia="Times New Roman" w:hAnsi="Times New Roman" w:cs="Times New Roman"/>
-                <w:color w:val="000000"/>
-                <w:sz w:val="24"/>
-                <w:szCs w:val="24"/>
-                <w:lang w:eastAsia="zh-CN"/>
-              </w:rPr>
-            </w:pPr>
-          </w:p>
-        </w:tc>
-      </w:tr>
-      <w:tr>
-        <w:trPr>
-          <w:trHeight w:val="369"/>
-        </w:trPr>
-        <w:tc>
-          <w:tcPr>
-            <w:tcW w:w="4083" w:type="dxa"/>
-          </w:tcPr>
-          <w:p>
-            <w:pPr>
-              <w:suppressAutoHyphens/>
-              <w:snapToGrid w:val="0"/>
-              <w:spacing w:after="0" w:line="240" w:lineRule="auto"/>
-              <w:ind w:left="-142" w:firstLine="744"/>
-              <w:rPr>
-                <w:rFonts w:ascii="Times New Roman" w:eastAsia="Times New Roman" w:hAnsi="Times New Roman" w:cs="Times New Roman"/>
-                <w:color w:val="000000"/>
-                <w:sz w:val="24"/>
-                <w:szCs w:val="24"/>
-                <w:lang w:eastAsia="zh-CN"/>
-              </w:rPr>
-            </w:pPr>
-            <w:r>
-              <w:rPr>
-                <w:rFonts w:ascii="Times New Roman" w:eastAsia="Times New Roman" w:hAnsi="Times New Roman" w:cs="Times New Roman"/>
-                <w:sz w:val="24"/>
-                <w:szCs w:val="24"/>
-                <w:lang w:val="ru-RU" w:eastAsia="zh-CN"/>
-              </w:rPr>
-              <w:t>Статус</w:t>
-            </w:r>
-            <w:r>
-              <w:rPr>
-                <w:rFonts w:ascii="Times New Roman" w:eastAsia="Times New Roman" w:hAnsi="Times New Roman" w:cs="Times New Roman"/>
-                <w:sz w:val="24"/>
-                <w:szCs w:val="24"/>
-                <w:lang w:eastAsia="zh-CN"/>
-              </w:rPr>
-              <w:t xml:space="preserve"> </w:t>
-            </w:r>
-            <w:r>
-              <w:rPr>
-                <w:rFonts w:ascii="Times New Roman" w:eastAsia="Times New Roman" w:hAnsi="Times New Roman" w:cs="Times New Roman"/>
-                <w:sz w:val="24"/>
-                <w:szCs w:val="24"/>
-                <w:lang w:val="ru-RU" w:eastAsia="zh-CN"/>
-              </w:rPr>
-              <w:t>сертификата</w:t>
-            </w:r>
-            <w:r>
-              <w:rPr>
-                <w:rFonts w:ascii="Times New Roman" w:eastAsia="Times New Roman" w:hAnsi="Times New Roman" w:cs="Times New Roman"/>
-                <w:sz w:val="24"/>
-                <w:szCs w:val="24"/>
-                <w:lang w:eastAsia="zh-CN"/>
-              </w:rPr>
-              <w:t>:</w:t>
-            </w:r>
-          </w:p>
-        </w:tc>
-        <w:tc>
-          <w:tcPr>
-            <w:tcW w:w="4390" w:type="dxa"/>
-          </w:tcPr>
-          <w:p>
-            <w:pPr>
-              <w:suppressAutoHyphens/>
-              <w:snapToGrid w:val="0"/>
-              <w:spacing w:after="0" w:line="240" w:lineRule="auto"/>
-              <w:ind w:left="-142" w:firstLine="744"/>
-              <w:jc w:val="right"/>
-              <w:rPr>
-                <w:rFonts w:ascii="Times New Roman" w:eastAsia="Times New Roman" w:hAnsi="Times New Roman" w:cs="Times New Roman"/>
-                <w:color w:val="000000"/>
-                <w:sz w:val="24"/>
-                <w:szCs w:val="24"/>
-                <w:lang w:eastAsia="zh-CN"/>
-              </w:rPr>
-            </w:pPr>
-            <w:proofErr w:type="gramStart"/>
-            <w:r>
-              <w:rPr>
-                <w:rFonts w:ascii="Times New Roman" w:eastAsia="Times New Roman" w:hAnsi="Times New Roman" w:cs="Times New Roman"/>
-                <w:color w:val="000000"/>
-                <w:sz w:val="24"/>
-                <w:szCs w:val="24"/>
-                <w:lang w:eastAsia="zh-CN"/>
-              </w:rPr>
-              <w:t xml:space="preserve">{{ </w:t>
-            </w:r>
-            <w:proofErr w:type="spellStart"/>
-            <w:r>
-              <w:rPr>
-                <w:rFonts w:ascii="Times New Roman" w:eastAsia="Times New Roman" w:hAnsi="Times New Roman" w:cs="Times New Roman"/>
-                <w:color w:val="000000"/>
-                <w:sz w:val="24"/>
-                <w:szCs w:val="24"/>
-                <w:lang w:eastAsia="zh-CN"/>
-              </w:rPr>
-              <w:t>a</w:t>
-            </w:r>
-            <w:proofErr w:type="gramEnd"/>
-            <w:r>
-              <w:rPr>
-                <w:rFonts w:ascii="Times New Roman" w:eastAsia="Times New Roman" w:hAnsi="Times New Roman" w:cs="Times New Roman"/>
-                <w:color w:val="000000"/>
-                <w:sz w:val="24"/>
-                <w:szCs w:val="24"/>
-                <w:lang w:eastAsia="zh-CN"/>
-              </w:rPr>
-              <w:t>.certificate_status</w:t>
-            </w:r>
-            <w:proofErr w:type="spellEnd"/>
-            <w:r>
-              <w:rPr>
-                <w:rFonts w:ascii="Times New Roman" w:eastAsia="Times New Roman" w:hAnsi="Times New Roman" w:cs="Times New Roman"/>
-                <w:color w:val="000000"/>
-                <w:sz w:val="24"/>
-                <w:szCs w:val="24"/>
-                <w:lang w:eastAsia="zh-CN"/>
-              </w:rPr>
-              <w:t xml:space="preserve"> }}</w:t>
-            </w:r>
-          </w:p>
-        </w:tc>
-        <w:tc>
-          <w:tcPr>
-            <w:tcW w:w="2221" w:type="dxa"/>
-            <w:vMerge/>
-          </w:tcPr>
-          <w:p>
-            <w:pPr>
-              <w:suppressAutoHyphens/>
-              <w:snapToGrid w:val="0"/>
-              <w:spacing w:after="0" w:line="240" w:lineRule="auto"/>
-              <w:ind w:left="-142"/>
-              <w:rPr>
-                <w:rFonts w:ascii="Times New Roman" w:eastAsia="Times New Roman" w:hAnsi="Times New Roman" w:cs="Times New Roman"/>
-                <w:color w:val="000000"/>
-                <w:sz w:val="24"/>
-                <w:szCs w:val="24"/>
-                <w:lang w:eastAsia="zh-CN"/>
-              </w:rPr>
-            </w:pPr>
-          </w:p>
-        </w:tc>
-      </w:tr>
-      <w:tr>
-        <w:trPr>
-          <w:trHeight w:val="379"/>
-        </w:trPr>
-        <w:tc>
-          <w:tcPr>
-            <w:tcW w:w="4083" w:type="dxa"/>
-          </w:tcPr>
-          <w:p>
-            <w:pPr>
-              <w:suppressAutoHyphens/>
-              <w:snapToGrid w:val="0"/>
-              <w:spacing w:after="0" w:line="240" w:lineRule="auto"/>
-              <w:ind w:left="-142" w:firstLine="744"/>
-              <w:rPr>
-                <w:rFonts w:ascii="Times New Roman" w:eastAsia="Times New Roman" w:hAnsi="Times New Roman" w:cs="Times New Roman"/>
-                <w:sz w:val="24"/>
-                <w:szCs w:val="24"/>
-                <w:lang w:eastAsia="zh-CN"/>
-              </w:rPr>
-            </w:pPr>
-            <w:r>
-              <w:rPr>
-                <w:rFonts w:ascii="Times New Roman" w:eastAsia="Times New Roman" w:hAnsi="Times New Roman" w:cs="Times New Roman"/>
-                <w:sz w:val="24"/>
-                <w:szCs w:val="24"/>
-                <w:lang w:val="ru-RU" w:eastAsia="zh-CN"/>
-              </w:rPr>
-              <w:t>Дата</w:t>
-            </w:r>
-            <w:r>
-              <w:rPr>
-                <w:rFonts w:ascii="Times New Roman" w:eastAsia="Times New Roman" w:hAnsi="Times New Roman" w:cs="Times New Roman"/>
-                <w:sz w:val="24"/>
-                <w:szCs w:val="24"/>
-                <w:lang w:eastAsia="zh-CN"/>
-              </w:rPr>
-              <w:t xml:space="preserve"> </w:t>
-            </w:r>
-            <w:r>
-              <w:rPr>
-                <w:rFonts w:ascii="Times New Roman" w:eastAsia="Times New Roman" w:hAnsi="Times New Roman" w:cs="Times New Roman"/>
-                <w:sz w:val="24"/>
-                <w:szCs w:val="24"/>
-                <w:lang w:val="ru-RU" w:eastAsia="zh-CN"/>
-              </w:rPr>
-              <w:t>подписи</w:t>
-            </w:r>
-            <w:r>
-              <w:rPr>
-                <w:rFonts w:ascii="Times New Roman" w:eastAsia="Times New Roman" w:hAnsi="Times New Roman" w:cs="Times New Roman"/>
-                <w:sz w:val="24"/>
-                <w:szCs w:val="24"/>
-                <w:lang w:eastAsia="zh-CN"/>
-              </w:rPr>
-              <w:t>:</w:t>
-            </w:r>
-          </w:p>
-        </w:tc>
-        <w:tc>
-          <w:tcPr>
-            <w:tcW w:w="4390" w:type="dxa"/>
-          </w:tcPr>
-          <w:p>
-            <w:pPr>
-              <w:suppressAutoHyphens/>
-              <w:snapToGrid w:val="0"/>
-              <w:spacing w:after="0" w:line="240" w:lineRule="auto"/>
-              <w:ind w:left="-142"/>
-              <w:jc w:val="right"/>
-              <w:rPr>
-                <w:rFonts w:ascii="Times New Roman" w:eastAsia="Times New Roman" w:hAnsi="Times New Roman" w:cs="Times New Roman"/>
-                <w:color w:val="000000"/>
-                <w:sz w:val="24"/>
-                <w:szCs w:val="24"/>
-                <w:lang w:eastAsia="zh-CN"/>
-              </w:rPr>
-            </w:pPr>
-            <w:proofErr w:type="gramStart"/>
-            <w:r>
-              <w:rPr>
-                <w:rFonts w:ascii="Times New Roman" w:eastAsia="Times New Roman" w:hAnsi="Times New Roman" w:cs="Times New Roman"/>
-                <w:color w:val="000000"/>
-                <w:sz w:val="24"/>
-                <w:szCs w:val="24"/>
-                <w:lang w:eastAsia="zh-CN"/>
-              </w:rPr>
-              <w:t xml:space="preserve">{{ </w:t>
-            </w:r>
-            <w:proofErr w:type="spellStart"/>
-            <w:r>
-              <w:rPr>
-                <w:rFonts w:ascii="Times New Roman" w:eastAsia="Times New Roman" w:hAnsi="Times New Roman" w:cs="Times New Roman"/>
-                <w:color w:val="000000"/>
-                <w:sz w:val="24"/>
-                <w:szCs w:val="24"/>
-                <w:lang w:eastAsia="zh-CN"/>
-              </w:rPr>
-              <w:t>a</w:t>
-            </w:r>
-            <w:proofErr w:type="gramEnd"/>
-            <w:r>
-              <w:rPr>
-                <w:rFonts w:ascii="Times New Roman" w:eastAsia="Times New Roman" w:hAnsi="Times New Roman" w:cs="Times New Roman"/>
-                <w:color w:val="000000"/>
-                <w:sz w:val="24"/>
-                <w:szCs w:val="24"/>
-                <w:lang w:eastAsia="zh-CN"/>
-              </w:rPr>
-              <w:t>.agreement_date</w:t>
-            </w:r>
-            <w:proofErr w:type="spellEnd"/>
-            <w:r>
-              <w:rPr>
-                <w:rFonts w:ascii="Times New Roman" w:eastAsia="Times New Roman" w:hAnsi="Times New Roman" w:cs="Times New Roman"/>
-                <w:color w:val="000000"/>
-                <w:sz w:val="24"/>
-                <w:szCs w:val="24"/>
-                <w:lang w:eastAsia="zh-CN"/>
-              </w:rPr>
-              <w:t xml:space="preserve"> }}</w:t>
-            </w:r>
-          </w:p>
-        </w:tc>
-        <w:tc>
-          <w:tcPr>
-            <w:tcW w:w="2221" w:type="dxa"/>
-            <w:vMerge/>
-          </w:tcPr>
-          <w:p>
-            <w:pPr>
-              <w:suppressAutoHyphens/>
-              <w:snapToGrid w:val="0"/>
-              <w:spacing w:after="0" w:line="240" w:lineRule="auto"/>
-              <w:ind w:left="-142"/>
-              <w:rPr>
-                <w:rFonts w:ascii="Times New Roman" w:eastAsia="Times New Roman" w:hAnsi="Times New Roman" w:cs="Times New Roman"/>
-                <w:color w:val="000000"/>
-                <w:sz w:val="24"/>
-                <w:szCs w:val="24"/>
-                <w:lang w:eastAsia="zh-CN"/>
-              </w:rPr>
-            </w:pPr>
-          </w:p>
-        </w:tc>
-      </w:tr>
-    </w:tbl>
-    <w:p>
-      <w:pPr>
-        <w:suppressAutoHyphens/>
-        <w:spacing w:after="0" w:line="240" w:lineRule="auto"/>
-        <w:ind w:left="-142"/>
-        <w:rPr>
-          <w:rFonts w:ascii="Times New Roman" w:eastAsia="Times New Roman" w:hAnsi="Times New Roman" w:cs="Times New Roman"/>
-          <w:color w:val="000000"/>
-          <w:sz w:val="24"/>
-          <w:szCs w:val="24"/>
-          <w:lang w:eastAsia="zh-CN"/>
-        </w:rPr>
-      </w:pPr>
-      <w:r>
-        <w:rPr>
-          <w:rFonts w:ascii="Times New Roman" w:eastAsia="Times New Roman" w:hAnsi="Times New Roman" w:cs="Times New Roman"/>
-          <w:sz w:val="24"/>
-          <w:szCs w:val="24"/>
-          <w:lang w:eastAsia="zh-CN"/>
-        </w:rPr>
-        <w:t>{% endif %}</w:t>
-      </w:r>
-    </w:p>
-    <w:p>
-      <w:pPr>
-        <w:suppressAutoHyphens/>
-        <w:spacing w:after="0" w:line="240" w:lineRule="auto"/>
-        <w:ind w:left="-142"/>
-        <w:rPr>
-          <w:rFonts w:ascii="Times New Roman" w:eastAsia="Times New Roman" w:hAnsi="Times New Roman" w:cs="Times New Roman"/>
-          <w:color w:val="000000"/>
-          <w:sz w:val="24"/>
-          <w:szCs w:val="24"/>
-          <w:lang w:eastAsia="zh-CN"/>
-        </w:rPr>
-      </w:pPr>
-      <w:r>
-        <w:rPr>
-          <w:rFonts w:ascii="Times New Roman" w:eastAsia="Times New Roman" w:hAnsi="Times New Roman" w:cs="Times New Roman"/>
-          <w:color w:val="000000"/>
-          <w:sz w:val="24"/>
-          <w:szCs w:val="24"/>
-          <w:lang w:eastAsia="zh-CN"/>
-        </w:rPr>
-        <w:t xml:space="preserve">{%p </w:t>
-      </w:r>
-      <w:proofErr w:type="spellStart"/>
-      <w:proofErr w:type="gramStart"/>
-      <w:r>
-        <w:rPr>
-          <w:rFonts w:ascii="Times New Roman" w:eastAsia="Times New Roman" w:hAnsi="Times New Roman" w:cs="Times New Roman"/>
-          <w:color w:val="000000"/>
-          <w:sz w:val="24"/>
-          <w:szCs w:val="24"/>
-          <w:lang w:eastAsia="zh-CN"/>
-        </w:rPr>
-        <w:t>endfor</w:t>
-      </w:r>
-      <w:proofErr w:type="spellEnd"/>
-      <w:r>
-        <w:rPr>
-          <w:rFonts w:ascii="Times New Roman" w:eastAsia="Times New Roman" w:hAnsi="Times New Roman" w:cs="Times New Roman"/>
-          <w:color w:val="000000"/>
-          <w:sz w:val="24"/>
-          <w:szCs w:val="24"/>
-          <w:lang w:eastAsia="zh-CN"/>
-        </w:rPr>
-        <w:t xml:space="preserve"> %}</w:t>
-      </w:r>
-      <w:proofErr w:type="gramEnd"/>
-    </w:p>
-    <w:p>
-      <w:pPr>
-        <w:rPr>
-          <w:rFonts w:ascii="Times New Roman" w:hAnsi="Times New Roman" w:cs="Times New Roman"/>
-          <w:lang w:val="en-GB"/>
-        </w:rPr>
-      </w:pPr>
     </w:p>
     <w:sectPr>
       <w:pgSz w:w="12240" w:h="15840"/>
